--- a/docs/ClassroomControl_Documentacion.docx
+++ b/docs/ClassroomControl_Documentacion.docx
@@ -1110,6 +1110,50 @@
                 <w:szCs w:val="20"/>
               </w:rPr>
               <w:t xml:space="preserve">Tema visual oscuro moderno (estilos ttk).</w:t>
+            </w:r>
+          </w:p>
+        </w:tc>
+      </w:tr>
+      <w:tr>
+        <w:tc>
+          <w:tcPr>
+            <w:tcW w:type="dxa" w:w="2600"/>
+            <w:shd w:fill="F7F8FA" w:color="auto" w:val="clear"/>
+            <w:tcMar>
+              <w:top w:type="dxa" w:w="50"/>
+              <w:left w:type="dxa" w:w="100"/>
+              <w:bottom w:type="dxa" w:w="50"/>
+              <w:right w:type="dxa" w:w="100"/>
+            </w:tcMar>
+          </w:tcPr>
+          <w:p>
+            <w:r>
+              <w:rPr>
+                <w:sz w:val="20"/>
+                <w:szCs w:val="20"/>
+              </w:rPr>
+              <w:t xml:space="preserve">tlsutil.py</w:t>
+            </w:r>
+          </w:p>
+        </w:tc>
+        <w:tc>
+          <w:tcPr>
+            <w:tcW w:type="dxa" w:w="6760"/>
+            <w:shd w:fill="F7F8FA" w:color="auto" w:val="clear"/>
+            <w:tcMar>
+              <w:top w:type="dxa" w:w="50"/>
+              <w:left w:type="dxa" w:w="100"/>
+              <w:bottom w:type="dxa" w:w="50"/>
+              <w:right w:type="dxa" w:w="100"/>
+            </w:tcMar>
+          </w:tcPr>
+          <w:p>
+            <w:r>
+              <w:rPr>
+                <w:sz w:val="20"/>
+                <w:szCs w:val="20"/>
+              </w:rPr>
+              <w:t xml:space="preserve">Cifrado TLS opcional (contextos de servidor y cliente con certificado fijado).</w:t>
             </w:r>
           </w:p>
         </w:tc>
@@ -4070,7 +4114,7 @@
           <w:sz w:val="22"/>
           <w:szCs w:val="22"/>
         </w:rPr>
-        <w:t xml:space="preserve">Confidencialidad: el contenido (fotogramas, pulsaciones) viaja SIN cifrar. Es adecuado para una LAN de aula cerrada y de confianza. Para redes no confiables, despliega sobre VPN o añade una capa TLS (ssl.wrap_socket), que es una extensión natural del protocolo actual.</w:t>
+        <w:t xml:space="preserve">Confidencialidad: por defecto el contenido (fotogramas, pulsaciones) viaja SIN cifrar, lo adecuado para una LAN de aula cerrada y de confianza. Para redes donde quieras proteger el tráfico frente a intermediarios, actívalo con el cifrado TLS opcional (ver apartado 9.1).</w:t>
       </w:r>
     </w:p>
     <w:p>
@@ -4105,6 +4149,98 @@
           <w:szCs w:val="22"/>
         </w:rPr>
         <w:t xml:space="preserve">Los permisos allow_remote_control, allow_power y allow_lock permiten limitar por política lo que cada equipo acepta.</w:t>
+      </w:r>
+    </w:p>
+    <w:p>
+      <w:pPr>
+        <w:pStyle w:val="Heading2"/>
+        <w:spacing w:after="100" w:before="200"/>
+      </w:pPr>
+      <w:r>
+        <w:rPr>
+          <w:b/>
+          <w:bCs/>
+          <w:color w:val="2F6FD6"/>
+          <w:sz w:val="25"/>
+          <w:szCs w:val="25"/>
+        </w:rPr>
+        <w:t xml:space="preserve">9.1. Cifrado TLS opcional</w:t>
+      </w:r>
+    </w:p>
+    <w:p>
+      <w:pPr>
+        <w:spacing w:after="120"/>
+      </w:pPr>
+      <w:r>
+        <w:rPr>
+          <w:sz w:val="22"/>
+          <w:szCs w:val="22"/>
+        </w:rPr>
+        <w:t xml:space="preserve">Por defecto el tráfico va sin cifrar, lo adecuado para una LAN de aula cerrada. Si quieres proteger el contenido frente a intermediarios, puedes activar TLS (TLS 1.2 o superior):</w:t>
+      </w:r>
+    </w:p>
+    <w:p>
+      <w:pPr>
+        <w:pStyle w:val="ListParagraph"/>
+        <w:numPr>
+          <w:ilvl w:val="0"/>
+          <w:numId w:val="3"/>
+        </w:numPr>
+        <w:spacing w:after="60"/>
+      </w:pPr>
+      <w:r>
+        <w:rPr>
+          <w:sz w:val="22"/>
+          <w:szCs w:val="22"/>
+        </w:rPr>
+        <w:t xml:space="preserve">En el equipo del profesor, genera el certificado con generate_cert.bat (o python tools/generate_cert.py dist). Se crean server.key (privado, solo en el profesor) y server.crt (público).</w:t>
+      </w:r>
+    </w:p>
+    <w:p>
+      <w:pPr>
+        <w:pStyle w:val="ListParagraph"/>
+        <w:numPr>
+          <w:ilvl w:val="0"/>
+          <w:numId w:val="3"/>
+        </w:numPr>
+        <w:spacing w:after="60"/>
+      </w:pPr>
+      <w:r>
+        <w:rPr>
+          <w:sz w:val="22"/>
+          <w:szCs w:val="22"/>
+        </w:rPr>
+        <w:t xml:space="preserve">En admin.ini pon use_tls = true (con certfile y keyfile apuntando a server.crt y server.key, junto al ejecutable).</w:t>
+      </w:r>
+    </w:p>
+    <w:p>
+      <w:pPr>
+        <w:pStyle w:val="ListParagraph"/>
+        <w:numPr>
+          <w:ilvl w:val="0"/>
+          <w:numId w:val="3"/>
+        </w:numPr>
+        <w:spacing w:after="60"/>
+      </w:pPr>
+      <w:r>
+        <w:rPr>
+          <w:sz w:val="22"/>
+          <w:szCs w:val="22"/>
+        </w:rPr>
+        <w:t xml:space="preserve">Copia SOLO server.crt a cada cliente, junto a su ejecutable, y en client.ini pon use_tls = true y ca_cert = server.crt.</w:t>
+      </w:r>
+    </w:p>
+    <w:p>
+      <w:pPr>
+        <w:spacing w:after="120"/>
+      </w:pPr>
+      <w:r>
+        <w:rPr>
+          <w:color w:val="555555"/>
+          <w:sz w:val="22"/>
+          <w:szCs w:val="22"/>
+        </w:rPr>
+        <w:t xml:space="preserve">El cliente fija (pinned) el certificado del profesor como autoridad, de modo que solo acepta conectarse al servidor legítimo. El token HMAC sigue autenticando a los clientes; TLS aporta la confidencialidad del canal.</w:t>
       </w:r>
     </w:p>
     <w:p>
@@ -4487,23 +4623,6 @@
           <w:szCs w:val="30"/>
         </w:rPr>
         <w:t xml:space="preserve">12. Hoja de ruta</w:t>
-      </w:r>
-    </w:p>
-    <w:p>
-      <w:pPr>
-        <w:pStyle w:val="ListParagraph"/>
-        <w:numPr>
-          <w:ilvl w:val="0"/>
-          <w:numId w:val="2"/>
-        </w:numPr>
-        <w:spacing w:after="60"/>
-      </w:pPr>
-      <w:r>
-        <w:rPr>
-          <w:sz w:val="22"/>
-          <w:szCs w:val="22"/>
-        </w:rPr>
-        <w:t xml:space="preserve">Capa TLS opcional para cifrado de extremo a extremo.</w:t>
       </w:r>
     </w:p>
     <w:p>

--- a/docs/ClassroomControl_Documentacion.docx
+++ b/docs/ClassroomControl_Documentacion.docx
@@ -299,7 +299,7 @@
           <w:sz w:val="22"/>
           <w:szCs w:val="22"/>
         </w:rPr>
-        <w:t xml:space="preserve">Mensaje de atención a pantalla completa, a un equipo o a todos.</w:t>
+        <w:t xml:space="preserve">Proyección de la pantalla del profesor a todos los alumnos (broadcast).</w:t>
       </w:r>
     </w:p>
     <w:p>
@@ -316,7 +316,7 @@
           <w:sz w:val="22"/>
           <w:szCs w:val="22"/>
         </w:rPr>
-        <w:t xml:space="preserve">Apagar, reiniciar o cerrar sesión, de forma individual o masiva.</w:t>
+        <w:t xml:space="preserve">Mensaje de atención a pantalla completa, a un equipo o a todos.</w:t>
       </w:r>
     </w:p>
     <w:p>
@@ -333,7 +333,7 @@
           <w:sz w:val="22"/>
           <w:szCs w:val="22"/>
         </w:rPr>
-        <w:t xml:space="preserve">Autenticación por token precompartido (desafío-respuesta HMAC-SHA256).</w:t>
+        <w:t xml:space="preserve">Apagar, reiniciar o cerrar sesión, de forma individual o masiva.</w:t>
       </w:r>
     </w:p>
     <w:p>
@@ -350,7 +350,75 @@
           <w:sz w:val="22"/>
           <w:szCs w:val="22"/>
         </w:rPr>
+        <w:t xml:space="preserve">Autenticación por token precompartido (desafío-respuesta HMAC-SHA256).</w:t>
+      </w:r>
+    </w:p>
+    <w:p>
+      <w:pPr>
+        <w:pStyle w:val="ListParagraph"/>
+        <w:numPr>
+          <w:ilvl w:val="0"/>
+          <w:numId w:val="2"/>
+        </w:numPr>
+        <w:spacing w:after="60"/>
+      </w:pPr>
+      <w:r>
+        <w:rPr>
+          <w:sz w:val="22"/>
+          <w:szCs w:val="22"/>
+        </w:rPr>
         <w:t xml:space="preserve">Reconexión automática del cliente si la consola aún no está disponible.</w:t>
+      </w:r>
+    </w:p>
+    <w:p>
+      <w:pPr>
+        <w:pStyle w:val="ListParagraph"/>
+        <w:numPr>
+          <w:ilvl w:val="0"/>
+          <w:numId w:val="2"/>
+        </w:numPr>
+        <w:spacing w:after="60"/>
+      </w:pPr>
+      <w:r>
+        <w:rPr>
+          <w:sz w:val="22"/>
+          <w:szCs w:val="22"/>
+        </w:rPr>
+        <w:t xml:space="preserve">Detección de equipos caídos (latido) con estado 'sin señal' en la rejilla.</w:t>
+      </w:r>
+    </w:p>
+    <w:p>
+      <w:pPr>
+        <w:pStyle w:val="ListParagraph"/>
+        <w:numPr>
+          <w:ilvl w:val="0"/>
+          <w:numId w:val="2"/>
+        </w:numPr>
+        <w:spacing w:after="60"/>
+      </w:pPr>
+      <w:r>
+        <w:rPr>
+          <w:sz w:val="22"/>
+          <w:szCs w:val="22"/>
+        </w:rPr>
+        <w:t xml:space="preserve">Registro a fichero (.log) y captura global de errores (no 'muere en silencio').</w:t>
+      </w:r>
+    </w:p>
+    <w:p>
+      <w:pPr>
+        <w:pStyle w:val="ListParagraph"/>
+        <w:numPr>
+          <w:ilvl w:val="0"/>
+          <w:numId w:val="2"/>
+        </w:numPr>
+        <w:spacing w:after="60"/>
+      </w:pPr>
+      <w:r>
+        <w:rPr>
+          <w:sz w:val="22"/>
+          <w:szCs w:val="22"/>
+        </w:rPr>
+        <w:t xml:space="preserve">Arranque automático con vigilante (se reinicia si se cierra) e instalador.</w:t>
       </w:r>
     </w:p>
     <w:p>
@@ -933,7 +1001,7 @@
                 <w:sz w:val="20"/>
                 <w:szCs w:val="20"/>
               </w:rPr>
-              <w:t xml:space="preserve">Indicador visible, mensaje de atención y bloqueo total (Tkinter + BlockInput).</w:t>
+              <w:t xml:space="preserve">Indicador, mensaje, bloqueo total y proyección (Tkinter + BlockInput).</w:t>
             </w:r>
           </w:p>
         </w:tc>
@@ -1000,6 +1068,50 @@
                 <w:sz w:val="20"/>
                 <w:szCs w:val="20"/>
               </w:rPr>
+              <w:t xml:space="preserve">client/watchdog.py</w:t>
+            </w:r>
+          </w:p>
+        </w:tc>
+        <w:tc>
+          <w:tcPr>
+            <w:tcW w:type="dxa" w:w="6760"/>
+            <w:shd w:fill="FFFFFF" w:color="auto" w:val="clear"/>
+            <w:tcMar>
+              <w:top w:type="dxa" w:w="50"/>
+              <w:left w:type="dxa" w:w="100"/>
+              <w:bottom w:type="dxa" w:w="50"/>
+              <w:right w:type="dxa" w:w="100"/>
+            </w:tcMar>
+          </w:tcPr>
+          <w:p>
+            <w:r>
+              <w:rPr>
+                <w:sz w:val="20"/>
+                <w:szCs w:val="20"/>
+              </w:rPr>
+              <w:t xml:space="preserve">Vigilante: relanza el agente si se cierra o falla.</w:t>
+            </w:r>
+          </w:p>
+        </w:tc>
+      </w:tr>
+      <w:tr>
+        <w:tc>
+          <w:tcPr>
+            <w:tcW w:type="dxa" w:w="2600"/>
+            <w:shd w:fill="F7F8FA" w:color="auto" w:val="clear"/>
+            <w:tcMar>
+              <w:top w:type="dxa" w:w="50"/>
+              <w:left w:type="dxa" w:w="100"/>
+              <w:bottom w:type="dxa" w:w="50"/>
+              <w:right w:type="dxa" w:w="100"/>
+            </w:tcMar>
+          </w:tcPr>
+          <w:p>
+            <w:r>
+              <w:rPr>
+                <w:sz w:val="20"/>
+                <w:szCs w:val="20"/>
+              </w:rPr>
               <w:t xml:space="preserve">admin/server.py</w:t>
             </w:r>
           </w:p>
@@ -1007,21 +1119,21 @@
         <w:tc>
           <w:tcPr>
             <w:tcW w:type="dxa" w:w="6760"/>
-            <w:shd w:fill="FFFFFF" w:color="auto" w:val="clear"/>
-            <w:tcMar>
-              <w:top w:type="dxa" w:w="50"/>
-              <w:left w:type="dxa" w:w="100"/>
-              <w:bottom w:type="dxa" w:w="50"/>
-              <w:right w:type="dxa" w:w="100"/>
-            </w:tcMar>
-          </w:tcPr>
-          <w:p>
-            <w:r>
-              <w:rPr>
-                <w:sz w:val="20"/>
-                <w:szCs w:val="20"/>
-              </w:rPr>
-              <w:t xml:space="preserve">Acepta clientes, los autentica, recibe fotogramas y envía órdenes.</w:t>
+            <w:shd w:fill="F7F8FA" w:color="auto" w:val="clear"/>
+            <w:tcMar>
+              <w:top w:type="dxa" w:w="50"/>
+              <w:left w:type="dxa" w:w="100"/>
+              <w:bottom w:type="dxa" w:w="50"/>
+              <w:right w:type="dxa" w:w="100"/>
+            </w:tcMar>
+          </w:tcPr>
+          <w:p>
+            <w:r>
+              <w:rPr>
+                <w:sz w:val="20"/>
+                <w:szCs w:val="20"/>
+              </w:rPr>
+              <w:t xml:space="preserve">Clientes, autenticación, fotogramas, latido y envío de órdenes.</w:t>
             </w:r>
           </w:p>
         </w:tc>
@@ -1030,7 +1142,7 @@
         <w:tc>
           <w:tcPr>
             <w:tcW w:type="dxa" w:w="2600"/>
-            <w:shd w:fill="F7F8FA" w:color="auto" w:val="clear"/>
+            <w:shd w:fill="FFFFFF" w:color="auto" w:val="clear"/>
             <w:tcMar>
               <w:top w:type="dxa" w:w="50"/>
               <w:left w:type="dxa" w:w="100"/>
@@ -1051,21 +1163,21 @@
         <w:tc>
           <w:tcPr>
             <w:tcW w:type="dxa" w:w="6760"/>
-            <w:shd w:fill="F7F8FA" w:color="auto" w:val="clear"/>
-            <w:tcMar>
-              <w:top w:type="dxa" w:w="50"/>
-              <w:left w:type="dxa" w:w="100"/>
-              <w:bottom w:type="dxa" w:w="50"/>
-              <w:right w:type="dxa" w:w="100"/>
-            </w:tcMar>
-          </w:tcPr>
-          <w:p>
-            <w:r>
-              <w:rPr>
-                <w:sz w:val="20"/>
-                <w:szCs w:val="20"/>
-              </w:rPr>
-              <w:t xml:space="preserve">Interfaz: rejilla, vista ampliada, control, bloqueo y acciones.</w:t>
+            <w:shd w:fill="FFFFFF" w:color="auto" w:val="clear"/>
+            <w:tcMar>
+              <w:top w:type="dxa" w:w="50"/>
+              <w:left w:type="dxa" w:w="100"/>
+              <w:bottom w:type="dxa" w:w="50"/>
+              <w:right w:type="dxa" w:w="100"/>
+            </w:tcMar>
+          </w:tcPr>
+          <w:p>
+            <w:r>
+              <w:rPr>
+                <w:sz w:val="20"/>
+                <w:szCs w:val="20"/>
+              </w:rPr>
+              <w:t xml:space="preserve">Interfaz: rejilla, vista ampliada, control, bloqueo y proyección.</w:t>
             </w:r>
           </w:p>
         </w:tc>
@@ -1074,7 +1186,7 @@
         <w:tc>
           <w:tcPr>
             <w:tcW w:type="dxa" w:w="2600"/>
-            <w:shd w:fill="FFFFFF" w:color="auto" w:val="clear"/>
+            <w:shd w:fill="F7F8FA" w:color="auto" w:val="clear"/>
             <w:tcMar>
               <w:top w:type="dxa" w:w="50"/>
               <w:left w:type="dxa" w:w="100"/>
@@ -1095,7 +1207,7 @@
         <w:tc>
           <w:tcPr>
             <w:tcW w:type="dxa" w:w="6760"/>
-            <w:shd w:fill="FFFFFF" w:color="auto" w:val="clear"/>
+            <w:shd w:fill="F7F8FA" w:color="auto" w:val="clear"/>
             <w:tcMar>
               <w:top w:type="dxa" w:w="50"/>
               <w:left w:type="dxa" w:w="100"/>
@@ -1118,7 +1230,7 @@
         <w:tc>
           <w:tcPr>
             <w:tcW w:type="dxa" w:w="2600"/>
-            <w:shd w:fill="F7F8FA" w:color="auto" w:val="clear"/>
+            <w:shd w:fill="FFFFFF" w:color="auto" w:val="clear"/>
             <w:tcMar>
               <w:top w:type="dxa" w:w="50"/>
               <w:left w:type="dxa" w:w="100"/>
@@ -1139,7 +1251,7 @@
         <w:tc>
           <w:tcPr>
             <w:tcW w:type="dxa" w:w="6760"/>
-            <w:shd w:fill="F7F8FA" w:color="auto" w:val="clear"/>
+            <w:shd w:fill="FFFFFF" w:color="auto" w:val="clear"/>
             <w:tcMar>
               <w:top w:type="dxa" w:w="50"/>
               <w:left w:type="dxa" w:w="100"/>
@@ -1154,6 +1266,50 @@
                 <w:szCs w:val="20"/>
               </w:rPr>
               <w:t xml:space="preserve">Cifrado TLS opcional (contextos de servidor y cliente con certificado fijado).</w:t>
+            </w:r>
+          </w:p>
+        </w:tc>
+      </w:tr>
+      <w:tr>
+        <w:tc>
+          <w:tcPr>
+            <w:tcW w:type="dxa" w:w="2600"/>
+            <w:shd w:fill="F7F8FA" w:color="auto" w:val="clear"/>
+            <w:tcMar>
+              <w:top w:type="dxa" w:w="50"/>
+              <w:left w:type="dxa" w:w="100"/>
+              <w:bottom w:type="dxa" w:w="50"/>
+              <w:right w:type="dxa" w:w="100"/>
+            </w:tcMar>
+          </w:tcPr>
+          <w:p>
+            <w:r>
+              <w:rPr>
+                <w:sz w:val="20"/>
+                <w:szCs w:val="20"/>
+              </w:rPr>
+              <w:t xml:space="preserve">logutil.py</w:t>
+            </w:r>
+          </w:p>
+        </w:tc>
+        <w:tc>
+          <w:tcPr>
+            <w:tcW w:type="dxa" w:w="6760"/>
+            <w:shd w:fill="F7F8FA" w:color="auto" w:val="clear"/>
+            <w:tcMar>
+              <w:top w:type="dxa" w:w="50"/>
+              <w:left w:type="dxa" w:w="100"/>
+              <w:bottom w:type="dxa" w:w="50"/>
+              <w:right w:type="dxa" w:w="100"/>
+            </w:tcMar>
+          </w:tcPr>
+          <w:p>
+            <w:r>
+              <w:rPr>
+                <w:sz w:val="20"/>
+                <w:szCs w:val="20"/>
+              </w:rPr>
+              <w:t xml:space="preserve">Registro a fichero rotativo y captura global de excepciones.</w:t>
             </w:r>
           </w:p>
         </w:tc>
@@ -2921,48 +3077,7 @@
           <w:sz w:val="22"/>
           <w:szCs w:val="22"/>
         </w:rPr>
-        <w:t xml:space="preserve">Barra superior: las mismas acciones aplicadas a TODOS los equipos a la vez.</w:t>
-      </w:r>
-    </w:p>
-    <w:p>
-      <w:pPr>
-        <w:spacing w:after="120"/>
-      </w:pPr>
-      <w:r>
-        <w:rPr>
-          <w:color w:val="555555"/>
-          <w:sz w:val="22"/>
-          <w:szCs w:val="22"/>
-        </w:rPr>
-        <w:t xml:space="preserve">Indicadores de color en la rejilla: verde = conectado, azul = enfocado, rojo = bajo control remoto, ámbar = bloqueado.</w:t>
-      </w:r>
-    </w:p>
-    <w:p>
-      <w:pPr>
-        <w:pStyle w:val="Heading1"/>
-        <w:spacing w:after="120" w:before="280"/>
-      </w:pPr>
-      <w:r>
-        <w:rPr>
-          <w:b/>
-          <w:bCs/>
-          <w:color w:val="1F4E79"/>
-          <w:sz w:val="30"/>
-          <w:szCs w:val="30"/>
-        </w:rPr>
-        <w:t xml:space="preserve">6. Bloqueo total (inmovilizar)</w:t>
-      </w:r>
-    </w:p>
-    <w:p>
-      <w:pPr>
-        <w:spacing w:after="120"/>
-      </w:pPr>
-      <w:r>
-        <w:rPr>
-          <w:sz w:val="22"/>
-          <w:szCs w:val="22"/>
-        </w:rPr>
-        <w:t xml:space="preserve">La función de inmovilizar combina dos mecanismos en el cliente:</w:t>
+        <w:t xml:space="preserve">Proyectar pantalla: muestra la pantalla del profesor en todos los equipos.</w:t>
       </w:r>
     </w:p>
     <w:p>
@@ -2979,7 +3094,48 @@
           <w:sz w:val="22"/>
           <w:szCs w:val="22"/>
         </w:rPr>
-        <w:t xml:space="preserve">Una ventana opaca a pantalla completa, siempre al frente, con el mensaje “Equipo bloqueado por el profesor” y un texto opcional.</w:t>
+        <w:t xml:space="preserve">Barra superior: las mismas acciones aplicadas a TODOS los equipos a la vez.</w:t>
+      </w:r>
+    </w:p>
+    <w:p>
+      <w:pPr>
+        <w:spacing w:after="120"/>
+      </w:pPr>
+      <w:r>
+        <w:rPr>
+          <w:color w:val="555555"/>
+          <w:sz w:val="22"/>
+          <w:szCs w:val="22"/>
+        </w:rPr>
+        <w:t xml:space="preserve">Indicadores de color en la rejilla: verde = conectado, azul = enfocado, rojo = bajo control remoto, ámbar = bloqueado, gris = sin señal.</w:t>
+      </w:r>
+    </w:p>
+    <w:p>
+      <w:pPr>
+        <w:pStyle w:val="Heading1"/>
+        <w:spacing w:after="120" w:before="280"/>
+      </w:pPr>
+      <w:r>
+        <w:rPr>
+          <w:b/>
+          <w:bCs/>
+          <w:color w:val="1F4E79"/>
+          <w:sz w:val="30"/>
+          <w:szCs w:val="30"/>
+        </w:rPr>
+        <w:t xml:space="preserve">6. Bloqueo total (inmovilizar)</w:t>
+      </w:r>
+    </w:p>
+    <w:p>
+      <w:pPr>
+        <w:spacing w:after="120"/>
+      </w:pPr>
+      <w:r>
+        <w:rPr>
+          <w:sz w:val="22"/>
+          <w:szCs w:val="22"/>
+        </w:rPr>
+        <w:t xml:space="preserve">La función de inmovilizar combina dos mecanismos en el cliente:</w:t>
       </w:r>
     </w:p>
     <w:p>
@@ -2996,35 +3152,7 @@
           <w:sz w:val="22"/>
           <w:szCs w:val="22"/>
         </w:rPr>
-        <w:t xml:space="preserve">La API BlockInput de Windows (vía ctypes), que congela físicamente el teclado y el ratón del equipo.</w:t>
-      </w:r>
-    </w:p>
-    <w:p>
-      <w:pPr>
-        <w:spacing w:after="120"/>
-      </w:pPr>
-      <w:r>
-        <w:rPr>
-          <w:sz w:val="22"/>
-          <w:szCs w:val="22"/>
-        </w:rPr>
-        <w:t xml:space="preserve">Protección anti-cuelgue: si la conexión con la consola se pierde, el agente libera el bloqueo automáticamente para no dejar el equipo inutilizable.</w:t>
-      </w:r>
-    </w:p>
-    <w:p>
-      <w:pPr>
-        <w:pStyle w:val="Heading2"/>
-        <w:spacing w:after="100" w:before="200"/>
-      </w:pPr>
-      <w:r>
-        <w:rPr>
-          <w:b/>
-          <w:bCs/>
-          <w:color w:val="2F6FD6"/>
-          <w:sz w:val="25"/>
-          <w:szCs w:val="25"/>
-        </w:rPr>
-        <w:t xml:space="preserve">6.1. Limitaciones importantes</w:t>
+        <w:t xml:space="preserve">Una ventana opaca a pantalla completa, siempre al frente, con el mensaje “Equipo bloqueado por el profesor” y un texto opcional.</w:t>
       </w:r>
     </w:p>
     <w:p>
@@ -3041,7 +3169,35 @@
           <w:sz w:val="22"/>
           <w:szCs w:val="22"/>
         </w:rPr>
-        <w:t xml:space="preserve">Ctrl+Alt+Supr no puede bloquearse: es una combinación segura del sistema operativo. Es una limitación de cualquier herramienta en modo usuario.</w:t>
+        <w:t xml:space="preserve">La API BlockInput de Windows (vía ctypes), que congela físicamente el teclado y el ratón del equipo.</w:t>
+      </w:r>
+    </w:p>
+    <w:p>
+      <w:pPr>
+        <w:spacing w:after="120"/>
+      </w:pPr>
+      <w:r>
+        <w:rPr>
+          <w:sz w:val="22"/>
+          <w:szCs w:val="22"/>
+        </w:rPr>
+        <w:t xml:space="preserve">Protección anti-cuelgue: si la conexión con la consola se pierde, el agente libera el bloqueo automáticamente para no dejar el equipo inutilizable.</w:t>
+      </w:r>
+    </w:p>
+    <w:p>
+      <w:pPr>
+        <w:pStyle w:val="Heading2"/>
+        <w:spacing w:after="100" w:before="200"/>
+      </w:pPr>
+      <w:r>
+        <w:rPr>
+          <w:b/>
+          <w:bCs/>
+          <w:color w:val="2F6FD6"/>
+          <w:sz w:val="25"/>
+          <w:szCs w:val="25"/>
+        </w:rPr>
+        <w:t xml:space="preserve">6.1. Limitaciones importantes</w:t>
       </w:r>
     </w:p>
     <w:p>
@@ -3058,7 +3214,29 @@
           <w:sz w:val="22"/>
           <w:szCs w:val="22"/>
         </w:rPr>
+        <w:t xml:space="preserve">Ctrl+Alt+Supr no puede bloquearse: es una combinación segura del sistema operativo. Es una limitación de cualquier herramienta en modo usuario.</w:t>
+      </w:r>
+    </w:p>
+    <w:p>
+      <w:pPr>
+        <w:pStyle w:val="ListParagraph"/>
+        <w:numPr>
+          <w:ilvl w:val="0"/>
+          <w:numId w:val="2"/>
+        </w:numPr>
+        <w:spacing w:after="60"/>
+      </w:pPr>
+      <w:r>
+        <w:rPr>
+          <w:sz w:val="22"/>
+          <w:szCs w:val="22"/>
+        </w:rPr>
         <w:t xml:space="preserve">BlockInput requiere que el agente se ejecute con privilegios suficientes (normalmente como administrador). Si no, la ventana de bloqueo sigue cubriendo la pantalla, pero la entrada física podría no congelarse por completo.</w:t>
+      </w:r>
+    </w:p>
+    <w:p>
+      <w:r>
+        <w:br w:type="page"/>
       </w:r>
     </w:p>
     <w:p>
@@ -3074,7 +3252,148 @@
           <w:sz w:val="30"/>
           <w:szCs w:val="30"/>
         </w:rPr>
-        <w:t xml:space="preserve">7. Despliegue en 40 equipos</w:t>
+        <w:t xml:space="preserve">7. Proyección, robustez y operación</w:t>
+      </w:r>
+    </w:p>
+    <w:p>
+      <w:pPr>
+        <w:pStyle w:val="Heading2"/>
+        <w:spacing w:after="100" w:before="200"/>
+      </w:pPr>
+      <w:r>
+        <w:rPr>
+          <w:b/>
+          <w:bCs/>
+          <w:color w:val="2F6FD6"/>
+          <w:sz w:val="25"/>
+          <w:szCs w:val="25"/>
+        </w:rPr>
+        <w:t xml:space="preserve">7.1. Proyectar la pantalla del profesor</w:t>
+      </w:r>
+    </w:p>
+    <w:p>
+      <w:pPr>
+        <w:spacing w:after="120"/>
+      </w:pPr>
+      <w:r>
+        <w:rPr>
+          <w:sz w:val="22"/>
+          <w:szCs w:val="22"/>
+        </w:rPr>
+        <w:t xml:space="preserve">Con el botón “Proyectar pantalla” de la barra superior, la pantalla del profesor se muestra a pantalla completa en TODOS los equipos a la vez (ideal para explicar). Se pulsa de nuevo para detenerla. Usa una calidad intermedia para no saturar la red.</w:t>
+      </w:r>
+    </w:p>
+    <w:p>
+      <w:pPr>
+        <w:pStyle w:val="Heading2"/>
+        <w:spacing w:after="100" w:before="200"/>
+      </w:pPr>
+      <w:r>
+        <w:rPr>
+          <w:b/>
+          <w:bCs/>
+          <w:color w:val="2F6FD6"/>
+          <w:sz w:val="25"/>
+          <w:szCs w:val="25"/>
+        </w:rPr>
+        <w:t xml:space="preserve">7.2. Detección de equipos caídos (latido)</w:t>
+      </w:r>
+    </w:p>
+    <w:p>
+      <w:pPr>
+        <w:spacing w:after="120"/>
+      </w:pPr>
+      <w:r>
+        <w:rPr>
+          <w:sz w:val="22"/>
+          <w:szCs w:val="22"/>
+        </w:rPr>
+        <w:t xml:space="preserve">La consola envía un PING periódico a cada equipo. Si uno deja de responder (se apaga, pierde la red o se cuelga), su miniatura se marca como “SIN SEÑAL” y, pasado un margen, la conexión muerta se cierra y desaparece de la rejilla. Así la rejilla refleja el estado real.</w:t>
+      </w:r>
+    </w:p>
+    <w:p>
+      <w:pPr>
+        <w:pStyle w:val="Heading2"/>
+        <w:spacing w:after="100" w:before="200"/>
+      </w:pPr>
+      <w:r>
+        <w:rPr>
+          <w:b/>
+          <w:bCs/>
+          <w:color w:val="2F6FD6"/>
+          <w:sz w:val="25"/>
+          <w:szCs w:val="25"/>
+        </w:rPr>
+        <w:t xml:space="preserve">7.3. Registro (.log) y errores</w:t>
+      </w:r>
+    </w:p>
+    <w:p>
+      <w:pPr>
+        <w:spacing w:after="120"/>
+      </w:pPr>
+      <w:r>
+        <w:rPr>
+          <w:sz w:val="22"/>
+          <w:szCs w:val="22"/>
+        </w:rPr>
+        <w:t xml:space="preserve">Cada programa escribe un registro rotativo junto a su ejecutable: ClassroomAdmin.log, ClassroomClient.log y ClassroomWatchdog.log. Cualquier error no controlado queda anotado ahí y, en la consola, se muestra además un diálogo. Esto evita que un .exe sin consola “muera en silencio”.</w:t>
+      </w:r>
+    </w:p>
+    <w:p>
+      <w:pPr>
+        <w:pStyle w:val="Heading2"/>
+        <w:spacing w:after="100" w:before="200"/>
+      </w:pPr>
+      <w:r>
+        <w:rPr>
+          <w:b/>
+          <w:bCs/>
+          <w:color w:val="2F6FD6"/>
+          <w:sz w:val="25"/>
+          <w:szCs w:val="25"/>
+        </w:rPr>
+        <w:t xml:space="preserve">7.4. Vigilante (arranque automático y anti-cierre)</w:t>
+      </w:r>
+    </w:p>
+    <w:p>
+      <w:pPr>
+        <w:spacing w:after="120"/>
+      </w:pPr>
+      <w:r>
+        <w:rPr>
+          <w:sz w:val="22"/>
+          <w:szCs w:val="22"/>
+        </w:rPr>
+        <w:t xml:space="preserve">ClassroomWatchdog.exe lanza el agente y lo vuelve a arrancar si se cierra o falla. Se registra como tarea al iniciar sesión, de modo que el aula queda lista sola y, si un alumno cierra el agente, vuelve en segundos.</w:t>
+      </w:r>
+    </w:p>
+    <w:p>
+      <w:pPr>
+        <w:spacing w:after="120"/>
+      </w:pPr>
+      <w:r>
+        <w:rPr>
+          <w:color w:val="555555"/>
+          <w:sz w:val="22"/>
+          <w:szCs w:val="22"/>
+        </w:rPr>
+        <w:t xml:space="preserve">Nota honesta: el vigilante corre en la sesión del usuario para que la interfaz y la captura funcionen; un alumno con permisos de administrador aún podría detenerlo. Para un bloqueo inviolable haría falta un Servicio de Windows en la sesión 0 (mejora documentada).</w:t>
+      </w:r>
+    </w:p>
+    <w:p>
+      <w:pPr>
+        <w:pStyle w:val="Heading1"/>
+        <w:spacing w:after="120" w:before="280"/>
+      </w:pPr>
+      <w:r>
+        <w:rPr>
+          <w:b/>
+          <w:bCs/>
+          <w:color w:val="1F4E79"/>
+          <w:sz w:val="30"/>
+          <w:szCs w:val="30"/>
+        </w:rPr>
+        <w:t xml:space="preserve">8. Despliegue en 40 equipos</w:t>
       </w:r>
     </w:p>
     <w:p>
@@ -3199,6 +3518,18 @@
     </w:p>
     <w:p>
       <w:pPr>
+        <w:spacing w:after="120"/>
+      </w:pPr>
+      <w:r>
+        <w:rPr>
+          <w:sz w:val="22"/>
+          <w:szCs w:val="22"/>
+        </w:rPr>
+        <w:t xml:space="preserve">Para un despliegue robusto a gran escala hay tres niveles, detallados en la carpeta installer del proyecto: (1) tarea programada con el script install_client_task.bat; (2) instalador .exe con Inno Setup (ClassroomClient.iss / ClassroomAdmin.iss); (3) despliegue silencioso por GPO en un dominio. El instalador deja también registrado el vigilante para el arranque automático.</w:t>
+      </w:r>
+    </w:p>
+    <w:p>
+      <w:pPr>
         <w:pStyle w:val="Heading1"/>
         <w:spacing w:after="120" w:before="280"/>
       </w:pPr>
@@ -3210,7 +3541,7 @@
           <w:sz w:val="30"/>
           <w:szCs w:val="30"/>
         </w:rPr>
-        <w:t xml:space="preserve">8. Protocolo de red</w:t>
+        <w:t xml:space="preserve">9. Protocolo de red</w:t>
       </w:r>
     </w:p>
     <w:p>
@@ -4019,6 +4350,136 @@
                 <w:sz w:val="20"/>
                 <w:szCs w:val="20"/>
               </w:rPr>
+              <w:t xml:space="preserve">bcast</w:t>
+            </w:r>
+          </w:p>
+        </w:tc>
+        <w:tc>
+          <w:tcPr>
+            <w:tcW w:type="dxa" w:w="2200"/>
+            <w:shd w:fill="FFFFFF" w:color="auto" w:val="clear"/>
+            <w:tcMar>
+              <w:top w:type="dxa" w:w="50"/>
+              <w:left w:type="dxa" w:w="100"/>
+              <w:bottom w:type="dxa" w:w="50"/>
+              <w:right w:type="dxa" w:w="100"/>
+            </w:tcMar>
+          </w:tcPr>
+          <w:p>
+            <w:r>
+              <w:rPr>
+                <w:sz w:val="20"/>
+                <w:szCs w:val="20"/>
+              </w:rPr>
+              <w:t xml:space="preserve">Admin → Cliente</w:t>
+            </w:r>
+          </w:p>
+        </w:tc>
+        <w:tc>
+          <w:tcPr>
+            <w:tcW w:type="dxa" w:w="5060"/>
+            <w:shd w:fill="FFFFFF" w:color="auto" w:val="clear"/>
+            <w:tcMar>
+              <w:top w:type="dxa" w:w="50"/>
+              <w:left w:type="dxa" w:w="100"/>
+              <w:bottom w:type="dxa" w:w="50"/>
+              <w:right w:type="dxa" w:w="100"/>
+            </w:tcMar>
+          </w:tcPr>
+          <w:p>
+            <w:r>
+              <w:rPr>
+                <w:sz w:val="20"/>
+                <w:szCs w:val="20"/>
+              </w:rPr>
+              <w:t xml:space="preserve">Inicia o detiene la proyección de la pantalla del profesor.</w:t>
+            </w:r>
+          </w:p>
+        </w:tc>
+      </w:tr>
+      <w:tr>
+        <w:tc>
+          <w:tcPr>
+            <w:tcW w:type="dxa" w:w="2100"/>
+            <w:shd w:fill="F7F8FA" w:color="auto" w:val="clear"/>
+            <w:tcMar>
+              <w:top w:type="dxa" w:w="50"/>
+              <w:left w:type="dxa" w:w="100"/>
+              <w:bottom w:type="dxa" w:w="50"/>
+              <w:right w:type="dxa" w:w="100"/>
+            </w:tcMar>
+          </w:tcPr>
+          <w:p>
+            <w:r>
+              <w:rPr>
+                <w:sz w:val="20"/>
+                <w:szCs w:val="20"/>
+              </w:rPr>
+              <w:t xml:space="preserve">bframe</w:t>
+            </w:r>
+          </w:p>
+        </w:tc>
+        <w:tc>
+          <w:tcPr>
+            <w:tcW w:type="dxa" w:w="2200"/>
+            <w:shd w:fill="F7F8FA" w:color="auto" w:val="clear"/>
+            <w:tcMar>
+              <w:top w:type="dxa" w:w="50"/>
+              <w:left w:type="dxa" w:w="100"/>
+              <w:bottom w:type="dxa" w:w="50"/>
+              <w:right w:type="dxa" w:w="100"/>
+            </w:tcMar>
+          </w:tcPr>
+          <w:p>
+            <w:r>
+              <w:rPr>
+                <w:sz w:val="20"/>
+                <w:szCs w:val="20"/>
+              </w:rPr>
+              <w:t xml:space="preserve">Admin → Cliente</w:t>
+            </w:r>
+          </w:p>
+        </w:tc>
+        <w:tc>
+          <w:tcPr>
+            <w:tcW w:type="dxa" w:w="5060"/>
+            <w:shd w:fill="F7F8FA" w:color="auto" w:val="clear"/>
+            <w:tcMar>
+              <w:top w:type="dxa" w:w="50"/>
+              <w:left w:type="dxa" w:w="100"/>
+              <w:bottom w:type="dxa" w:w="50"/>
+              <w:right w:type="dxa" w:w="100"/>
+            </w:tcMar>
+          </w:tcPr>
+          <w:p>
+            <w:r>
+              <w:rPr>
+                <w:sz w:val="20"/>
+                <w:szCs w:val="20"/>
+              </w:rPr>
+              <w:t xml:space="preserve">Fotograma de la pantalla del profesor (JSON + blob JPEG).</w:t>
+            </w:r>
+          </w:p>
+        </w:tc>
+      </w:tr>
+      <w:tr>
+        <w:tc>
+          <w:tcPr>
+            <w:tcW w:type="dxa" w:w="2100"/>
+            <w:shd w:fill="FFFFFF" w:color="auto" w:val="clear"/>
+            <w:tcMar>
+              <w:top w:type="dxa" w:w="50"/>
+              <w:left w:type="dxa" w:w="100"/>
+              <w:bottom w:type="dxa" w:w="50"/>
+              <w:right w:type="dxa" w:w="100"/>
+            </w:tcMar>
+          </w:tcPr>
+          <w:p>
+            <w:r>
+              <w:rPr>
+                <w:sz w:val="20"/>
+                <w:szCs w:val="20"/>
+              </w:rPr>
               <w:t xml:space="preserve">ping / pong</w:t>
             </w:r>
           </w:p>
@@ -4061,7 +4522,7 @@
                 <w:sz w:val="20"/>
                 <w:szCs w:val="20"/>
               </w:rPr>
-              <w:t xml:space="preserve">Latido reservado para comprobación de enlace.</w:t>
+              <w:t xml:space="preserve">Latido: la consola comprueba que el equipo sigue vivo.</w:t>
             </w:r>
           </w:p>
         </w:tc>
@@ -4080,7 +4541,7 @@
           <w:sz w:val="30"/>
           <w:szCs w:val="30"/>
         </w:rPr>
-        <w:t xml:space="preserve">9. Seguridad y límites (con honestidad)</w:t>
+        <w:t xml:space="preserve">10. Seguridad y límites (con honestidad)</w:t>
       </w:r>
     </w:p>
     <w:p>
@@ -4114,7 +4575,7 @@
           <w:sz w:val="22"/>
           <w:szCs w:val="22"/>
         </w:rPr>
-        <w:t xml:space="preserve">Confidencialidad: por defecto el contenido (fotogramas, pulsaciones) viaja SIN cifrar, lo adecuado para una LAN de aula cerrada y de confianza. Para redes donde quieras proteger el tráfico frente a intermediarios, actívalo con el cifrado TLS opcional (ver apartado 9.1).</w:t>
+        <w:t xml:space="preserve">Confidencialidad: por defecto el contenido (fotogramas, pulsaciones) viaja SIN cifrar, lo adecuado para una LAN de aula cerrada y de confianza. Para redes donde quieras proteger el tráfico frente a intermediarios, actívalo con el cifrado TLS opcional (ver apartado 10.1).</w:t>
       </w:r>
     </w:p>
     <w:p>
@@ -4164,7 +4625,7 @@
           <w:sz w:val="25"/>
           <w:szCs w:val="25"/>
         </w:rPr>
-        <w:t xml:space="preserve">9.1. Cifrado TLS opcional</w:t>
+        <w:t xml:space="preserve">10.1. Cifrado TLS opcional</w:t>
       </w:r>
     </w:p>
     <w:p>
@@ -4256,7 +4717,7 @@
           <w:sz w:val="30"/>
           <w:szCs w:val="30"/>
         </w:rPr>
-        <w:t xml:space="preserve">10. Pruebas</w:t>
+        <w:t xml:space="preserve">11. Pruebas</w:t>
       </w:r>
     </w:p>
     <w:p>
@@ -4316,7 +4777,7 @@
           <w:sz w:val="30"/>
           <w:szCs w:val="30"/>
         </w:rPr>
-        <w:t xml:space="preserve">11. Solución de problemas</w:t>
+        <w:t xml:space="preserve">12. Solución de problemas</w:t>
       </w:r>
     </w:p>
     <w:tbl>
@@ -4608,6 +5069,138 @@
           </w:p>
         </w:tc>
       </w:tr>
+      <w:tr>
+        <w:tc>
+          <w:tcPr>
+            <w:tcW w:type="dxa" w:w="3000"/>
+            <w:shd w:fill="F7F8FA" w:color="auto" w:val="clear"/>
+            <w:tcMar>
+              <w:top w:type="dxa" w:w="50"/>
+              <w:left w:type="dxa" w:w="100"/>
+              <w:bottom w:type="dxa" w:w="50"/>
+              <w:right w:type="dxa" w:w="100"/>
+            </w:tcMar>
+          </w:tcPr>
+          <w:p>
+            <w:r>
+              <w:rPr>
+                <w:sz w:val="20"/>
+                <w:szCs w:val="20"/>
+              </w:rPr>
+              <w:t xml:space="preserve">Un .exe se cierra nada más abrirlo</w:t>
+            </w:r>
+          </w:p>
+        </w:tc>
+        <w:tc>
+          <w:tcPr>
+            <w:tcW w:type="dxa" w:w="6360"/>
+            <w:shd w:fill="F7F8FA" w:color="auto" w:val="clear"/>
+            <w:tcMar>
+              <w:top w:type="dxa" w:w="50"/>
+              <w:left w:type="dxa" w:w="100"/>
+              <w:bottom w:type="dxa" w:w="50"/>
+              <w:right w:type="dxa" w:w="100"/>
+            </w:tcMar>
+          </w:tcPr>
+          <w:p>
+            <w:r>
+              <w:rPr>
+                <w:sz w:val="20"/>
+                <w:szCs w:val="20"/>
+              </w:rPr>
+              <w:t xml:space="preserve">Revisa el archivo .log junto al ejecutable: anota la causa exacta del error.</w:t>
+            </w:r>
+          </w:p>
+        </w:tc>
+      </w:tr>
+      <w:tr>
+        <w:tc>
+          <w:tcPr>
+            <w:tcW w:type="dxa" w:w="3000"/>
+            <w:shd w:fill="FFFFFF" w:color="auto" w:val="clear"/>
+            <w:tcMar>
+              <w:top w:type="dxa" w:w="50"/>
+              <w:left w:type="dxa" w:w="100"/>
+              <w:bottom w:type="dxa" w:w="50"/>
+              <w:right w:type="dxa" w:w="100"/>
+            </w:tcMar>
+          </w:tcPr>
+          <w:p>
+            <w:r>
+              <w:rPr>
+                <w:sz w:val="20"/>
+                <w:szCs w:val="20"/>
+              </w:rPr>
+              <w:t xml:space="preserve">Un equipo aparece como 'SIN SEÑAL'</w:t>
+            </w:r>
+          </w:p>
+        </w:tc>
+        <w:tc>
+          <w:tcPr>
+            <w:tcW w:type="dxa" w:w="6360"/>
+            <w:shd w:fill="FFFFFF" w:color="auto" w:val="clear"/>
+            <w:tcMar>
+              <w:top w:type="dxa" w:w="50"/>
+              <w:left w:type="dxa" w:w="100"/>
+              <w:bottom w:type="dxa" w:w="50"/>
+              <w:right w:type="dxa" w:w="100"/>
+            </w:tcMar>
+          </w:tcPr>
+          <w:p>
+            <w:r>
+              <w:rPr>
+                <w:sz w:val="20"/>
+                <w:szCs w:val="20"/>
+              </w:rPr>
+              <w:t xml:space="preserve">Está encendido pero no envía imagen (red saturada o agente colgado). El vigilante reinicia el agente; comprueba la red.</w:t>
+            </w:r>
+          </w:p>
+        </w:tc>
+      </w:tr>
+      <w:tr>
+        <w:tc>
+          <w:tcPr>
+            <w:tcW w:type="dxa" w:w="3000"/>
+            <w:shd w:fill="F7F8FA" w:color="auto" w:val="clear"/>
+            <w:tcMar>
+              <w:top w:type="dxa" w:w="50"/>
+              <w:left w:type="dxa" w:w="100"/>
+              <w:bottom w:type="dxa" w:w="50"/>
+              <w:right w:type="dxa" w:w="100"/>
+            </w:tcMar>
+          </w:tcPr>
+          <w:p>
+            <w:r>
+              <w:rPr>
+                <w:sz w:val="20"/>
+                <w:szCs w:val="20"/>
+              </w:rPr>
+              <w:t xml:space="preserve">El alumno cierra el agente</w:t>
+            </w:r>
+          </w:p>
+        </w:tc>
+        <w:tc>
+          <w:tcPr>
+            <w:tcW w:type="dxa" w:w="6360"/>
+            <w:shd w:fill="F7F8FA" w:color="auto" w:val="clear"/>
+            <w:tcMar>
+              <w:top w:type="dxa" w:w="50"/>
+              <w:left w:type="dxa" w:w="100"/>
+              <w:bottom w:type="dxa" w:w="50"/>
+              <w:right w:type="dxa" w:w="100"/>
+            </w:tcMar>
+          </w:tcPr>
+          <w:p>
+            <w:r>
+              <w:rPr>
+                <w:sz w:val="20"/>
+                <w:szCs w:val="20"/>
+              </w:rPr>
+              <w:t xml:space="preserve">Instala el vigilante (install_client_task.bat o el instalador): lo relanza en segundos.</w:t>
+            </w:r>
+          </w:p>
+        </w:tc>
+      </w:tr>
     </w:tbl>
     <w:p>
       <w:pPr>
@@ -4622,7 +5215,7 @@
           <w:sz w:val="30"/>
           <w:szCs w:val="30"/>
         </w:rPr>
-        <w:t xml:space="preserve">12. Hoja de ruta</w:t>
+        <w:t xml:space="preserve">13. Hoja de ruta</w:t>
       </w:r>
     </w:p>
     <w:p>

--- a/docs/ClassroomControl_Documentacion.docx
+++ b/docs/ClassroomControl_Documentacion.docx
@@ -300,6 +300,23 @@
           <w:szCs w:val="22"/>
         </w:rPr>
         <w:t xml:space="preserve">Proyección de la pantalla del profesor a todos los alumnos (broadcast).</w:t>
+      </w:r>
+    </w:p>
+    <w:p>
+      <w:pPr>
+        <w:pStyle w:val="ListParagraph"/>
+        <w:numPr>
+          <w:ilvl w:val="0"/>
+          <w:numId w:val="2"/>
+        </w:numPr>
+        <w:spacing w:after="60"/>
+      </w:pPr>
+      <w:r>
+        <w:rPr>
+          <w:sz w:val="22"/>
+          <w:szCs w:val="22"/>
+        </w:rPr>
+        <w:t xml:space="preserve">Gestión de aula: bloquear apps y sitios web, listar y cerrar procesos, enviar archivos.</w:t>
       </w:r>
     </w:p>
     <w:p>
@@ -1068,6 +1085,50 @@
                 <w:sz w:val="20"/>
                 <w:szCs w:val="20"/>
               </w:rPr>
+              <w:t xml:space="preserve">client/actions.py</w:t>
+            </w:r>
+          </w:p>
+        </w:tc>
+        <w:tc>
+          <w:tcPr>
+            <w:tcW w:type="dxa" w:w="6760"/>
+            <w:shd w:fill="FFFFFF" w:color="auto" w:val="clear"/>
+            <w:tcMar>
+              <w:top w:type="dxa" w:w="50"/>
+              <w:left w:type="dxa" w:w="100"/>
+              <w:bottom w:type="dxa" w:w="50"/>
+              <w:right w:type="dxa" w:w="100"/>
+            </w:tcMar>
+          </w:tcPr>
+          <w:p>
+            <w:r>
+              <w:rPr>
+                <w:sz w:val="20"/>
+                <w:szCs w:val="20"/>
+              </w:rPr>
+              <w:t xml:space="preserve">Procesos, bloqueo de apps y de webs (hosts) y recepción de archivos.</w:t>
+            </w:r>
+          </w:p>
+        </w:tc>
+      </w:tr>
+      <w:tr>
+        <w:tc>
+          <w:tcPr>
+            <w:tcW w:type="dxa" w:w="2600"/>
+            <w:shd w:fill="F7F8FA" w:color="auto" w:val="clear"/>
+            <w:tcMar>
+              <w:top w:type="dxa" w:w="50"/>
+              <w:left w:type="dxa" w:w="100"/>
+              <w:bottom w:type="dxa" w:w="50"/>
+              <w:right w:type="dxa" w:w="100"/>
+            </w:tcMar>
+          </w:tcPr>
+          <w:p>
+            <w:r>
+              <w:rPr>
+                <w:sz w:val="20"/>
+                <w:szCs w:val="20"/>
+              </w:rPr>
               <w:t xml:space="preserve">client/watchdog.py</w:t>
             </w:r>
           </w:p>
@@ -1075,7 +1136,7 @@
         <w:tc>
           <w:tcPr>
             <w:tcW w:type="dxa" w:w="6760"/>
-            <w:shd w:fill="FFFFFF" w:color="auto" w:val="clear"/>
+            <w:shd w:fill="F7F8FA" w:color="auto" w:val="clear"/>
             <w:tcMar>
               <w:top w:type="dxa" w:w="50"/>
               <w:left w:type="dxa" w:w="100"/>
@@ -1090,6 +1151,50 @@
                 <w:szCs w:val="20"/>
               </w:rPr>
               <w:t xml:space="preserve">Vigilante: relanza el agente si se cierra o falla.</w:t>
+            </w:r>
+          </w:p>
+        </w:tc>
+      </w:tr>
+      <w:tr>
+        <w:tc>
+          <w:tcPr>
+            <w:tcW w:type="dxa" w:w="2600"/>
+            <w:shd w:fill="FFFFFF" w:color="auto" w:val="clear"/>
+            <w:tcMar>
+              <w:top w:type="dxa" w:w="50"/>
+              <w:left w:type="dxa" w:w="100"/>
+              <w:bottom w:type="dxa" w:w="50"/>
+              <w:right w:type="dxa" w:w="100"/>
+            </w:tcMar>
+          </w:tcPr>
+          <w:p>
+            <w:r>
+              <w:rPr>
+                <w:sz w:val="20"/>
+                <w:szCs w:val="20"/>
+              </w:rPr>
+              <w:t xml:space="preserve">client/service.py</w:t>
+            </w:r>
+          </w:p>
+        </w:tc>
+        <w:tc>
+          <w:tcPr>
+            <w:tcW w:type="dxa" w:w="6760"/>
+            <w:shd w:fill="FFFFFF" w:color="auto" w:val="clear"/>
+            <w:tcMar>
+              <w:top w:type="dxa" w:w="50"/>
+              <w:left w:type="dxa" w:w="100"/>
+              <w:bottom w:type="dxa" w:w="50"/>
+              <w:right w:type="dxa" w:w="100"/>
+            </w:tcMar>
+          </w:tcPr>
+          <w:p>
+            <w:r>
+              <w:rPr>
+                <w:sz w:val="20"/>
+                <w:szCs w:val="20"/>
+              </w:rPr>
+              <w:t xml:space="preserve">Servicio de Windows (sesión 0) para el blindaje total (requiere pywin32).</w:t>
             </w:r>
           </w:p>
         </w:tc>
@@ -2806,6 +2911,201 @@
                 <w:sz w:val="20"/>
                 <w:szCs w:val="20"/>
               </w:rPr>
+              <w:t xml:space="preserve">allow_manage</w:t>
+            </w:r>
+          </w:p>
+        </w:tc>
+        <w:tc>
+          <w:tcPr>
+            <w:tcW w:type="dxa" w:w="1800"/>
+            <w:shd w:fill="FFFFFF" w:color="auto" w:val="clear"/>
+            <w:tcMar>
+              <w:top w:type="dxa" w:w="50"/>
+              <w:left w:type="dxa" w:w="100"/>
+              <w:bottom w:type="dxa" w:w="50"/>
+              <w:right w:type="dxa" w:w="100"/>
+            </w:tcMar>
+          </w:tcPr>
+          <w:p>
+            <w:r>
+              <w:rPr>
+                <w:sz w:val="20"/>
+                <w:szCs w:val="20"/>
+              </w:rPr>
+              <w:t xml:space="preserve">true</w:t>
+            </w:r>
+          </w:p>
+        </w:tc>
+        <w:tc>
+          <w:tcPr>
+            <w:tcW w:type="dxa" w:w="4960"/>
+            <w:shd w:fill="FFFFFF" w:color="auto" w:val="clear"/>
+            <w:tcMar>
+              <w:top w:type="dxa" w:w="50"/>
+              <w:left w:type="dxa" w:w="100"/>
+              <w:bottom w:type="dxa" w:w="50"/>
+              <w:right w:type="dxa" w:w="100"/>
+            </w:tcMar>
+          </w:tcPr>
+          <w:p>
+            <w:r>
+              <w:rPr>
+                <w:sz w:val="20"/>
+                <w:szCs w:val="20"/>
+              </w:rPr>
+              <w:t xml:space="preserve">Permite procesos, bloqueo de apps y de webs.</w:t>
+            </w:r>
+          </w:p>
+        </w:tc>
+      </w:tr>
+      <w:tr>
+        <w:tc>
+          <w:tcPr>
+            <w:tcW w:type="dxa" w:w="2600"/>
+            <w:shd w:fill="F7F8FA" w:color="auto" w:val="clear"/>
+            <w:tcMar>
+              <w:top w:type="dxa" w:w="50"/>
+              <w:left w:type="dxa" w:w="100"/>
+              <w:bottom w:type="dxa" w:w="50"/>
+              <w:right w:type="dxa" w:w="100"/>
+            </w:tcMar>
+          </w:tcPr>
+          <w:p>
+            <w:r>
+              <w:rPr>
+                <w:sz w:val="20"/>
+                <w:szCs w:val="20"/>
+              </w:rPr>
+              <w:t xml:space="preserve">allow_files</w:t>
+            </w:r>
+          </w:p>
+        </w:tc>
+        <w:tc>
+          <w:tcPr>
+            <w:tcW w:type="dxa" w:w="1800"/>
+            <w:shd w:fill="F7F8FA" w:color="auto" w:val="clear"/>
+            <w:tcMar>
+              <w:top w:type="dxa" w:w="50"/>
+              <w:left w:type="dxa" w:w="100"/>
+              <w:bottom w:type="dxa" w:w="50"/>
+              <w:right w:type="dxa" w:w="100"/>
+            </w:tcMar>
+          </w:tcPr>
+          <w:p>
+            <w:r>
+              <w:rPr>
+                <w:sz w:val="20"/>
+                <w:szCs w:val="20"/>
+              </w:rPr>
+              <w:t xml:space="preserve">true</w:t>
+            </w:r>
+          </w:p>
+        </w:tc>
+        <w:tc>
+          <w:tcPr>
+            <w:tcW w:type="dxa" w:w="4960"/>
+            <w:shd w:fill="F7F8FA" w:color="auto" w:val="clear"/>
+            <w:tcMar>
+              <w:top w:type="dxa" w:w="50"/>
+              <w:left w:type="dxa" w:w="100"/>
+              <w:bottom w:type="dxa" w:w="50"/>
+              <w:right w:type="dxa" w:w="100"/>
+            </w:tcMar>
+          </w:tcPr>
+          <w:p>
+            <w:r>
+              <w:rPr>
+                <w:sz w:val="20"/>
+                <w:szCs w:val="20"/>
+              </w:rPr>
+              <w:t xml:space="preserve">Permite recibir archivos del profesor.</w:t>
+            </w:r>
+          </w:p>
+        </w:tc>
+      </w:tr>
+      <w:tr>
+        <w:tc>
+          <w:tcPr>
+            <w:tcW w:type="dxa" w:w="2600"/>
+            <w:shd w:fill="FFFFFF" w:color="auto" w:val="clear"/>
+            <w:tcMar>
+              <w:top w:type="dxa" w:w="50"/>
+              <w:left w:type="dxa" w:w="100"/>
+              <w:bottom w:type="dxa" w:w="50"/>
+              <w:right w:type="dxa" w:w="100"/>
+            </w:tcMar>
+          </w:tcPr>
+          <w:p>
+            <w:r>
+              <w:rPr>
+                <w:sz w:val="20"/>
+                <w:szCs w:val="20"/>
+              </w:rPr>
+              <w:t xml:space="preserve">download_dir</w:t>
+            </w:r>
+          </w:p>
+        </w:tc>
+        <w:tc>
+          <w:tcPr>
+            <w:tcW w:type="dxa" w:w="1800"/>
+            <w:shd w:fill="FFFFFF" w:color="auto" w:val="clear"/>
+            <w:tcMar>
+              <w:top w:type="dxa" w:w="50"/>
+              <w:left w:type="dxa" w:w="100"/>
+              <w:bottom w:type="dxa" w:w="50"/>
+              <w:right w:type="dxa" w:w="100"/>
+            </w:tcMar>
+          </w:tcPr>
+          <w:p>
+            <w:r>
+              <w:rPr>
+                <w:sz w:val="20"/>
+                <w:szCs w:val="20"/>
+              </w:rPr>
+              <w:t xml:space="preserve">(Escritorio)</w:t>
+            </w:r>
+          </w:p>
+        </w:tc>
+        <w:tc>
+          <w:tcPr>
+            <w:tcW w:type="dxa" w:w="4960"/>
+            <w:shd w:fill="FFFFFF" w:color="auto" w:val="clear"/>
+            <w:tcMar>
+              <w:top w:type="dxa" w:w="50"/>
+              <w:left w:type="dxa" w:w="100"/>
+              <w:bottom w:type="dxa" w:w="50"/>
+              <w:right w:type="dxa" w:w="100"/>
+            </w:tcMar>
+          </w:tcPr>
+          <w:p>
+            <w:r>
+              <w:rPr>
+                <w:sz w:val="20"/>
+                <w:szCs w:val="20"/>
+              </w:rPr>
+              <w:t xml:space="preserve">Carpeta de los archivos recibidos (vacío = Escritorio).</w:t>
+            </w:r>
+          </w:p>
+        </w:tc>
+      </w:tr>
+      <w:tr>
+        <w:tc>
+          <w:tcPr>
+            <w:tcW w:type="dxa" w:w="2600"/>
+            <w:shd w:fill="F7F8FA" w:color="auto" w:val="clear"/>
+            <w:tcMar>
+              <w:top w:type="dxa" w:w="50"/>
+              <w:left w:type="dxa" w:w="100"/>
+              <w:bottom w:type="dxa" w:w="50"/>
+              <w:right w:type="dxa" w:w="100"/>
+            </w:tcMar>
+          </w:tcPr>
+          <w:p>
+            <w:r>
+              <w:rPr>
+                <w:sz w:val="20"/>
+                <w:szCs w:val="20"/>
+              </w:rPr>
               <w:t xml:space="preserve">show_indicator</w:t>
             </w:r>
           </w:p>
@@ -2813,7 +3113,7 @@
         <w:tc>
           <w:tcPr>
             <w:tcW w:type="dxa" w:w="1800"/>
-            <w:shd w:fill="FFFFFF" w:color="auto" w:val="clear"/>
+            <w:shd w:fill="F7F8FA" w:color="auto" w:val="clear"/>
             <w:tcMar>
               <w:top w:type="dxa" w:w="50"/>
               <w:left w:type="dxa" w:w="100"/>
@@ -2834,7 +3134,7 @@
         <w:tc>
           <w:tcPr>
             <w:tcW w:type="dxa" w:w="4960"/>
-            <w:shd w:fill="FFFFFF" w:color="auto" w:val="clear"/>
+            <w:shd w:fill="F7F8FA" w:color="auto" w:val="clear"/>
             <w:tcMar>
               <w:top w:type="dxa" w:w="50"/>
               <w:left w:type="dxa" w:w="100"/>
@@ -3077,7 +3377,7 @@
           <w:sz w:val="22"/>
           <w:szCs w:val="22"/>
         </w:rPr>
-        <w:t xml:space="preserve">Proyectar pantalla: muestra la pantalla del profesor en todos los equipos.</w:t>
+        <w:t xml:space="preserve">Procesos: ver, finalizar o bloquear aplicaciones de un equipo.</w:t>
       </w:r>
     </w:p>
     <w:p>
@@ -3094,48 +3394,7 @@
           <w:sz w:val="22"/>
           <w:szCs w:val="22"/>
         </w:rPr>
-        <w:t xml:space="preserve">Barra superior: las mismas acciones aplicadas a TODOS los equipos a la vez.</w:t>
-      </w:r>
-    </w:p>
-    <w:p>
-      <w:pPr>
-        <w:spacing w:after="120"/>
-      </w:pPr>
-      <w:r>
-        <w:rPr>
-          <w:color w:val="555555"/>
-          <w:sz w:val="22"/>
-          <w:szCs w:val="22"/>
-        </w:rPr>
-        <w:t xml:space="preserve">Indicadores de color en la rejilla: verde = conectado, azul = enfocado, rojo = bajo control remoto, ámbar = bloqueado, gris = sin señal.</w:t>
-      </w:r>
-    </w:p>
-    <w:p>
-      <w:pPr>
-        <w:pStyle w:val="Heading1"/>
-        <w:spacing w:after="120" w:before="280"/>
-      </w:pPr>
-      <w:r>
-        <w:rPr>
-          <w:b/>
-          <w:bCs/>
-          <w:color w:val="1F4E79"/>
-          <w:sz w:val="30"/>
-          <w:szCs w:val="30"/>
-        </w:rPr>
-        <w:t xml:space="preserve">6. Bloqueo total (inmovilizar)</w:t>
-      </w:r>
-    </w:p>
-    <w:p>
-      <w:pPr>
-        <w:spacing w:after="120"/>
-      </w:pPr>
-      <w:r>
-        <w:rPr>
-          <w:sz w:val="22"/>
-          <w:szCs w:val="22"/>
-        </w:rPr>
-        <w:t xml:space="preserve">La función de inmovilizar combina dos mecanismos en el cliente:</w:t>
+        <w:t xml:space="preserve">Proyectar pantalla: muestra la pantalla del profesor en todos los equipos.</w:t>
       </w:r>
     </w:p>
     <w:p>
@@ -3152,7 +3411,7 @@
           <w:sz w:val="22"/>
           <w:szCs w:val="22"/>
         </w:rPr>
-        <w:t xml:space="preserve">Una ventana opaca a pantalla completa, siempre al frente, con el mensaje “Equipo bloqueado por el profesor” y un texto opcional.</w:t>
+        <w:t xml:space="preserve">Bloquear webs / apps y enviar archivo: desde la barra superior, a todos.</w:t>
       </w:r>
     </w:p>
     <w:p>
@@ -3169,7 +3428,7 @@
           <w:sz w:val="22"/>
           <w:szCs w:val="22"/>
         </w:rPr>
-        <w:t xml:space="preserve">La API BlockInput de Windows (vía ctypes), que congela físicamente el teclado y el ratón del equipo.</w:t>
+        <w:t xml:space="preserve">Barra superior: las mismas acciones aplicadas a TODOS los equipos a la vez.</w:t>
       </w:r>
     </w:p>
     <w:p>
@@ -3178,26 +3437,39 @@
       </w:pPr>
       <w:r>
         <w:rPr>
-          <w:sz w:val="22"/>
-          <w:szCs w:val="22"/>
-        </w:rPr>
-        <w:t xml:space="preserve">Protección anti-cuelgue: si la conexión con la consola se pierde, el agente libera el bloqueo automáticamente para no dejar el equipo inutilizable.</w:t>
-      </w:r>
-    </w:p>
-    <w:p>
-      <w:pPr>
-        <w:pStyle w:val="Heading2"/>
-        <w:spacing w:after="100" w:before="200"/>
+          <w:color w:val="555555"/>
+          <w:sz w:val="22"/>
+          <w:szCs w:val="22"/>
+        </w:rPr>
+        <w:t xml:space="preserve">Indicadores de color en la rejilla: verde = conectado, azul = enfocado, rojo = bajo control remoto, ámbar = bloqueado, gris = sin señal.</w:t>
+      </w:r>
+    </w:p>
+    <w:p>
+      <w:pPr>
+        <w:pStyle w:val="Heading1"/>
+        <w:spacing w:after="120" w:before="280"/>
       </w:pPr>
       <w:r>
         <w:rPr>
           <w:b/>
           <w:bCs/>
-          <w:color w:val="2F6FD6"/>
-          <w:sz w:val="25"/>
-          <w:szCs w:val="25"/>
-        </w:rPr>
-        <w:t xml:space="preserve">6.1. Limitaciones importantes</w:t>
+          <w:color w:val="1F4E79"/>
+          <w:sz w:val="30"/>
+          <w:szCs w:val="30"/>
+        </w:rPr>
+        <w:t xml:space="preserve">6. Bloqueo total (inmovilizar)</w:t>
+      </w:r>
+    </w:p>
+    <w:p>
+      <w:pPr>
+        <w:spacing w:after="120"/>
+      </w:pPr>
+      <w:r>
+        <w:rPr>
+          <w:sz w:val="22"/>
+          <w:szCs w:val="22"/>
+        </w:rPr>
+        <w:t xml:space="preserve">La función de inmovilizar combina dos mecanismos en el cliente:</w:t>
       </w:r>
     </w:p>
     <w:p>
@@ -3214,7 +3486,7 @@
           <w:sz w:val="22"/>
           <w:szCs w:val="22"/>
         </w:rPr>
-        <w:t xml:space="preserve">Ctrl+Alt+Supr no puede bloquearse: es una combinación segura del sistema operativo. Es una limitación de cualquier herramienta en modo usuario.</w:t>
+        <w:t xml:space="preserve">Una ventana opaca a pantalla completa, siempre al frente, con el mensaje “Equipo bloqueado por el profesor” y un texto opcional.</w:t>
       </w:r>
     </w:p>
     <w:p>
@@ -3231,6 +3503,68 @@
           <w:sz w:val="22"/>
           <w:szCs w:val="22"/>
         </w:rPr>
+        <w:t xml:space="preserve">La API BlockInput de Windows (vía ctypes), que congela físicamente el teclado y el ratón del equipo.</w:t>
+      </w:r>
+    </w:p>
+    <w:p>
+      <w:pPr>
+        <w:spacing w:after="120"/>
+      </w:pPr>
+      <w:r>
+        <w:rPr>
+          <w:sz w:val="22"/>
+          <w:szCs w:val="22"/>
+        </w:rPr>
+        <w:t xml:space="preserve">Protección anti-cuelgue: si la conexión con la consola se pierde, el agente libera el bloqueo automáticamente para no dejar el equipo inutilizable.</w:t>
+      </w:r>
+    </w:p>
+    <w:p>
+      <w:pPr>
+        <w:pStyle w:val="Heading2"/>
+        <w:spacing w:after="100" w:before="200"/>
+      </w:pPr>
+      <w:r>
+        <w:rPr>
+          <w:b/>
+          <w:bCs/>
+          <w:color w:val="2F6FD6"/>
+          <w:sz w:val="25"/>
+          <w:szCs w:val="25"/>
+        </w:rPr>
+        <w:t xml:space="preserve">6.1. Limitaciones importantes</w:t>
+      </w:r>
+    </w:p>
+    <w:p>
+      <w:pPr>
+        <w:pStyle w:val="ListParagraph"/>
+        <w:numPr>
+          <w:ilvl w:val="0"/>
+          <w:numId w:val="2"/>
+        </w:numPr>
+        <w:spacing w:after="60"/>
+      </w:pPr>
+      <w:r>
+        <w:rPr>
+          <w:sz w:val="22"/>
+          <w:szCs w:val="22"/>
+        </w:rPr>
+        <w:t xml:space="preserve">Ctrl+Alt+Supr no puede bloquearse: es una combinación segura del sistema operativo. Es una limitación de cualquier herramienta en modo usuario.</w:t>
+      </w:r>
+    </w:p>
+    <w:p>
+      <w:pPr>
+        <w:pStyle w:val="ListParagraph"/>
+        <w:numPr>
+          <w:ilvl w:val="0"/>
+          <w:numId w:val="2"/>
+        </w:numPr>
+        <w:spacing w:after="60"/>
+      </w:pPr>
+      <w:r>
+        <w:rPr>
+          <w:sz w:val="22"/>
+          <w:szCs w:val="22"/>
+        </w:rPr>
         <w:t xml:space="preserve">BlockInput requiere que el agente se ejecute con privilegios suficientes (normalmente como administrador). Si no, la ventana de bloqueo sigue cubriendo la pantalla, pero la entrada física podría no congelarse por completo.</w:t>
       </w:r>
     </w:p>
@@ -3377,7 +3711,157 @@
           <w:sz w:val="22"/>
           <w:szCs w:val="22"/>
         </w:rPr>
-        <w:t xml:space="preserve">Nota honesta: el vigilante corre en la sesión del usuario para que la interfaz y la captura funcionen; un alumno con permisos de administrador aún podría detenerlo. Para un bloqueo inviolable haría falta un Servicio de Windows en la sesión 0 (mejora documentada).</w:t>
+        <w:t xml:space="preserve">Nota honesta: el vigilante corre en la sesión del usuario para que la interfaz y la captura funcionen; un alumno con permisos de administrador aún podría detenerlo. Para un bloqueo inviolable haría falta un Servicio de Windows en la sesión 0 (ver 7.6).</w:t>
+      </w:r>
+    </w:p>
+    <w:p>
+      <w:pPr>
+        <w:pStyle w:val="Heading2"/>
+        <w:spacing w:after="100" w:before="200"/>
+      </w:pPr>
+      <w:r>
+        <w:rPr>
+          <w:b/>
+          <w:bCs/>
+          <w:color w:val="2F6FD6"/>
+          <w:sz w:val="25"/>
+          <w:szCs w:val="25"/>
+        </w:rPr>
+        <w:t xml:space="preserve">7.5. Gestión de aula</w:t>
+      </w:r>
+    </w:p>
+    <w:p>
+      <w:pPr>
+        <w:spacing w:after="120"/>
+      </w:pPr>
+      <w:r>
+        <w:rPr>
+          <w:sz w:val="22"/>
+          <w:szCs w:val="22"/>
+        </w:rPr>
+        <w:t xml:space="preserve">Desde la barra superior y la vista ampliada, el profesor puede además:</w:t>
+      </w:r>
+    </w:p>
+    <w:p>
+      <w:pPr>
+        <w:pStyle w:val="ListParagraph"/>
+        <w:numPr>
+          <w:ilvl w:val="0"/>
+          <w:numId w:val="2"/>
+        </w:numPr>
+        <w:spacing w:after="60"/>
+      </w:pPr>
+      <w:r>
+        <w:rPr>
+          <w:sz w:val="22"/>
+          <w:szCs w:val="22"/>
+        </w:rPr>
+        <w:t xml:space="preserve">Bloquear sitios web: se añaden al fichero hosts del equipo (requiere que el agente tenga privilegios de administrador).</w:t>
+      </w:r>
+    </w:p>
+    <w:p>
+      <w:pPr>
+        <w:pStyle w:val="ListParagraph"/>
+        <w:numPr>
+          <w:ilvl w:val="0"/>
+          <w:numId w:val="2"/>
+        </w:numPr>
+        <w:spacing w:after="60"/>
+      </w:pPr>
+      <w:r>
+        <w:rPr>
+          <w:sz w:val="22"/>
+          <w:szCs w:val="22"/>
+        </w:rPr>
+        <w:t xml:space="preserve">Bloquear aplicaciones: los ejecutables indicados se cierran mientras el bloqueo esté activo.</w:t>
+      </w:r>
+    </w:p>
+    <w:p>
+      <w:pPr>
+        <w:pStyle w:val="ListParagraph"/>
+        <w:numPr>
+          <w:ilvl w:val="0"/>
+          <w:numId w:val="2"/>
+        </w:numPr>
+        <w:spacing w:after="60"/>
+      </w:pPr>
+      <w:r>
+        <w:rPr>
+          <w:sz w:val="22"/>
+          <w:szCs w:val="22"/>
+        </w:rPr>
+        <w:t xml:space="preserve">Procesos: ver la lista de procesos de un equipo, finalizar uno o bloquear esa aplicación.</w:t>
+      </w:r>
+    </w:p>
+    <w:p>
+      <w:pPr>
+        <w:pStyle w:val="ListParagraph"/>
+        <w:numPr>
+          <w:ilvl w:val="0"/>
+          <w:numId w:val="2"/>
+        </w:numPr>
+        <w:spacing w:after="60"/>
+      </w:pPr>
+      <w:r>
+        <w:rPr>
+          <w:sz w:val="22"/>
+          <w:szCs w:val="22"/>
+        </w:rPr>
+        <w:t xml:space="preserve">Enviar archivos: un archivo se reparte a todos los equipos (se guarda en el Escritorio, carpeta ClassroomControl).</w:t>
+      </w:r>
+    </w:p>
+    <w:p>
+      <w:pPr>
+        <w:spacing w:after="120"/>
+      </w:pPr>
+      <w:r>
+        <w:rPr>
+          <w:color w:val="555555"/>
+          <w:sz w:val="22"/>
+          <w:szCs w:val="22"/>
+        </w:rPr>
+        <w:t xml:space="preserve">Al perder la conexión con el profesor, el agente retira automáticamente los bloqueos de webs y apps para no dejar el equipo limitado de forma permanente.</w:t>
+      </w:r>
+    </w:p>
+    <w:p>
+      <w:pPr>
+        <w:pStyle w:val="Heading2"/>
+        <w:spacing w:after="100" w:before="200"/>
+      </w:pPr>
+      <w:r>
+        <w:rPr>
+          <w:b/>
+          <w:bCs/>
+          <w:color w:val="2F6FD6"/>
+          <w:sz w:val="25"/>
+          <w:szCs w:val="25"/>
+        </w:rPr>
+        <w:t xml:space="preserve">7.6. Blindaje total (servicio de Windows)</w:t>
+      </w:r>
+    </w:p>
+    <w:p>
+      <w:pPr>
+        <w:spacing w:after="120"/>
+      </w:pPr>
+      <w:r>
+        <w:rPr>
+          <w:sz w:val="22"/>
+          <w:szCs w:val="22"/>
+        </w:rPr>
+        <w:t xml:space="preserve">El vigilante corre en la sesión del alumno, así que un alumno administrador podría cerrarlo. Para un control inviolable, el agente puede instalarse como Servicio de Windows: corre como SYSTEM (sesión 0) y lanza el agente en la sesión del alumno con CreateProcessAsUser, de modo que la interfaz y la captura funcionan pero el proceso no se puede cerrar sin privilegios de administrador.</w:t>
+      </w:r>
+    </w:p>
+    <w:p>
+      <w:pPr>
+        <w:spacing w:after="120"/>
+      </w:pPr>
+      <w:r>
+        <w:rPr>
+          <w:color w:val="555555"/>
+          <w:sz w:val="22"/>
+          <w:szCs w:val="22"/>
+        </w:rPr>
+        <w:t xml:space="preserve">Requiere Python y pywin32 en el equipo; se instala con installer\install_client_service.bat (como administrador). No se usa a la vez que el vigilante. Por su naturaleza (sesión 0), conviene validarlo en un equipo real antes de un despliegue masivo.</w:t>
       </w:r>
     </w:p>
     <w:p>
@@ -3525,7 +4009,7 @@
           <w:sz w:val="22"/>
           <w:szCs w:val="22"/>
         </w:rPr>
-        <w:t xml:space="preserve">Para un despliegue robusto a gran escala hay tres niveles, detallados en la carpeta installer del proyecto: (1) tarea programada con el script install_client_task.bat; (2) instalador .exe con Inno Setup (ClassroomClient.iss / ClassroomAdmin.iss); (3) despliegue silencioso por GPO en un dominio. El instalador deja también registrado el vigilante para el arranque automático.</w:t>
+        <w:t xml:space="preserve">Para un despliegue robusto a gran escala hay varios niveles, detallados en la carpeta installer del proyecto: (1) tarea programada con install_client_task.bat; (2) instalador .exe con Inno Setup (ClassroomClient.iss); (3) MSI nativo con WiX (build_msi.bat) para publicarlo por GPO en un dominio; y, para control inviolable, (4) el servicio de Windows (ver 7.6). Todos registran también el arranque automático del agente.</w:t>
       </w:r>
     </w:p>
     <w:p>
@@ -4458,6 +4942,266 @@
                 <w:szCs w:val="20"/>
               </w:rPr>
               <w:t xml:space="preserve">Fotograma de la pantalla del profesor (JSON + blob JPEG).</w:t>
+            </w:r>
+          </w:p>
+        </w:tc>
+      </w:tr>
+      <w:tr>
+        <w:tc>
+          <w:tcPr>
+            <w:tcW w:type="dxa" w:w="2100"/>
+            <w:shd w:fill="FFFFFF" w:color="auto" w:val="clear"/>
+            <w:tcMar>
+              <w:top w:type="dxa" w:w="50"/>
+              <w:left w:type="dxa" w:w="100"/>
+              <w:bottom w:type="dxa" w:w="50"/>
+              <w:right w:type="dxa" w:w="100"/>
+            </w:tcMar>
+          </w:tcPr>
+          <w:p>
+            <w:r>
+              <w:rPr>
+                <w:sz w:val="20"/>
+                <w:szCs w:val="20"/>
+              </w:rPr>
+              <w:t xml:space="preserve">proclist / proclistresp</w:t>
+            </w:r>
+          </w:p>
+        </w:tc>
+        <w:tc>
+          <w:tcPr>
+            <w:tcW w:type="dxa" w:w="2200"/>
+            <w:shd w:fill="FFFFFF" w:color="auto" w:val="clear"/>
+            <w:tcMar>
+              <w:top w:type="dxa" w:w="50"/>
+              <w:left w:type="dxa" w:w="100"/>
+              <w:bottom w:type="dxa" w:w="50"/>
+              <w:right w:type="dxa" w:w="100"/>
+            </w:tcMar>
+          </w:tcPr>
+          <w:p>
+            <w:r>
+              <w:rPr>
+                <w:sz w:val="20"/>
+                <w:szCs w:val="20"/>
+              </w:rPr>
+              <w:t xml:space="preserve">Ambos</w:t>
+            </w:r>
+          </w:p>
+        </w:tc>
+        <w:tc>
+          <w:tcPr>
+            <w:tcW w:type="dxa" w:w="5060"/>
+            <w:shd w:fill="FFFFFF" w:color="auto" w:val="clear"/>
+            <w:tcMar>
+              <w:top w:type="dxa" w:w="50"/>
+              <w:left w:type="dxa" w:w="100"/>
+              <w:bottom w:type="dxa" w:w="50"/>
+              <w:right w:type="dxa" w:w="100"/>
+            </w:tcMar>
+          </w:tcPr>
+          <w:p>
+            <w:r>
+              <w:rPr>
+                <w:sz w:val="20"/>
+                <w:szCs w:val="20"/>
+              </w:rPr>
+              <w:t xml:space="preserve">Pide y devuelve la lista de procesos del equipo.</w:t>
+            </w:r>
+          </w:p>
+        </w:tc>
+      </w:tr>
+      <w:tr>
+        <w:tc>
+          <w:tcPr>
+            <w:tcW w:type="dxa" w:w="2100"/>
+            <w:shd w:fill="F7F8FA" w:color="auto" w:val="clear"/>
+            <w:tcMar>
+              <w:top w:type="dxa" w:w="50"/>
+              <w:left w:type="dxa" w:w="100"/>
+              <w:bottom w:type="dxa" w:w="50"/>
+              <w:right w:type="dxa" w:w="100"/>
+            </w:tcMar>
+          </w:tcPr>
+          <w:p>
+            <w:r>
+              <w:rPr>
+                <w:sz w:val="20"/>
+                <w:szCs w:val="20"/>
+              </w:rPr>
+              <w:t xml:space="preserve">kill</w:t>
+            </w:r>
+          </w:p>
+        </w:tc>
+        <w:tc>
+          <w:tcPr>
+            <w:tcW w:type="dxa" w:w="2200"/>
+            <w:shd w:fill="F7F8FA" w:color="auto" w:val="clear"/>
+            <w:tcMar>
+              <w:top w:type="dxa" w:w="50"/>
+              <w:left w:type="dxa" w:w="100"/>
+              <w:bottom w:type="dxa" w:w="50"/>
+              <w:right w:type="dxa" w:w="100"/>
+            </w:tcMar>
+          </w:tcPr>
+          <w:p>
+            <w:r>
+              <w:rPr>
+                <w:sz w:val="20"/>
+                <w:szCs w:val="20"/>
+              </w:rPr>
+              <w:t xml:space="preserve">Admin → Cliente</w:t>
+            </w:r>
+          </w:p>
+        </w:tc>
+        <w:tc>
+          <w:tcPr>
+            <w:tcW w:type="dxa" w:w="5060"/>
+            <w:shd w:fill="F7F8FA" w:color="auto" w:val="clear"/>
+            <w:tcMar>
+              <w:top w:type="dxa" w:w="50"/>
+              <w:left w:type="dxa" w:w="100"/>
+              <w:bottom w:type="dxa" w:w="50"/>
+              <w:right w:type="dxa" w:w="100"/>
+            </w:tcMar>
+          </w:tcPr>
+          <w:p>
+            <w:r>
+              <w:rPr>
+                <w:sz w:val="20"/>
+                <w:szCs w:val="20"/>
+              </w:rPr>
+              <w:t xml:space="preserve">Finaliza un proceso (por PID o nombre).</w:t>
+            </w:r>
+          </w:p>
+        </w:tc>
+      </w:tr>
+      <w:tr>
+        <w:tc>
+          <w:tcPr>
+            <w:tcW w:type="dxa" w:w="2100"/>
+            <w:shd w:fill="FFFFFF" w:color="auto" w:val="clear"/>
+            <w:tcMar>
+              <w:top w:type="dxa" w:w="50"/>
+              <w:left w:type="dxa" w:w="100"/>
+              <w:bottom w:type="dxa" w:w="50"/>
+              <w:right w:type="dxa" w:w="100"/>
+            </w:tcMar>
+          </w:tcPr>
+          <w:p>
+            <w:r>
+              <w:rPr>
+                <w:sz w:val="20"/>
+                <w:szCs w:val="20"/>
+              </w:rPr>
+              <w:t xml:space="preserve">appblock / webblock</w:t>
+            </w:r>
+          </w:p>
+        </w:tc>
+        <w:tc>
+          <w:tcPr>
+            <w:tcW w:type="dxa" w:w="2200"/>
+            <w:shd w:fill="FFFFFF" w:color="auto" w:val="clear"/>
+            <w:tcMar>
+              <w:top w:type="dxa" w:w="50"/>
+              <w:left w:type="dxa" w:w="100"/>
+              <w:bottom w:type="dxa" w:w="50"/>
+              <w:right w:type="dxa" w:w="100"/>
+            </w:tcMar>
+          </w:tcPr>
+          <w:p>
+            <w:r>
+              <w:rPr>
+                <w:sz w:val="20"/>
+                <w:szCs w:val="20"/>
+              </w:rPr>
+              <w:t xml:space="preserve">Admin → Cliente</w:t>
+            </w:r>
+          </w:p>
+        </w:tc>
+        <w:tc>
+          <w:tcPr>
+            <w:tcW w:type="dxa" w:w="5060"/>
+            <w:shd w:fill="FFFFFF" w:color="auto" w:val="clear"/>
+            <w:tcMar>
+              <w:top w:type="dxa" w:w="50"/>
+              <w:left w:type="dxa" w:w="100"/>
+              <w:bottom w:type="dxa" w:w="50"/>
+              <w:right w:type="dxa" w:w="100"/>
+            </w:tcMar>
+          </w:tcPr>
+          <w:p>
+            <w:r>
+              <w:rPr>
+                <w:sz w:val="20"/>
+                <w:szCs w:val="20"/>
+              </w:rPr>
+              <w:t xml:space="preserve">Bloquea o permite aplicaciones / sitios web.</w:t>
+            </w:r>
+          </w:p>
+        </w:tc>
+      </w:tr>
+      <w:tr>
+        <w:tc>
+          <w:tcPr>
+            <w:tcW w:type="dxa" w:w="2100"/>
+            <w:shd w:fill="F7F8FA" w:color="auto" w:val="clear"/>
+            <w:tcMar>
+              <w:top w:type="dxa" w:w="50"/>
+              <w:left w:type="dxa" w:w="100"/>
+              <w:bottom w:type="dxa" w:w="50"/>
+              <w:right w:type="dxa" w:w="100"/>
+            </w:tcMar>
+          </w:tcPr>
+          <w:p>
+            <w:r>
+              <w:rPr>
+                <w:sz w:val="20"/>
+                <w:szCs w:val="20"/>
+              </w:rPr>
+              <w:t xml:space="preserve">file</w:t>
+            </w:r>
+          </w:p>
+        </w:tc>
+        <w:tc>
+          <w:tcPr>
+            <w:tcW w:type="dxa" w:w="2200"/>
+            <w:shd w:fill="F7F8FA" w:color="auto" w:val="clear"/>
+            <w:tcMar>
+              <w:top w:type="dxa" w:w="50"/>
+              <w:left w:type="dxa" w:w="100"/>
+              <w:bottom w:type="dxa" w:w="50"/>
+              <w:right w:type="dxa" w:w="100"/>
+            </w:tcMar>
+          </w:tcPr>
+          <w:p>
+            <w:r>
+              <w:rPr>
+                <w:sz w:val="20"/>
+                <w:szCs w:val="20"/>
+              </w:rPr>
+              <w:t xml:space="preserve">Admin → Cliente</w:t>
+            </w:r>
+          </w:p>
+        </w:tc>
+        <w:tc>
+          <w:tcPr>
+            <w:tcW w:type="dxa" w:w="5060"/>
+            <w:shd w:fill="F7F8FA" w:color="auto" w:val="clear"/>
+            <w:tcMar>
+              <w:top w:type="dxa" w:w="50"/>
+              <w:left w:type="dxa" w:w="100"/>
+              <w:bottom w:type="dxa" w:w="50"/>
+              <w:right w:type="dxa" w:w="100"/>
+            </w:tcMar>
+          </w:tcPr>
+          <w:p>
+            <w:r>
+              <w:rPr>
+                <w:sz w:val="20"/>
+                <w:szCs w:val="20"/>
+              </w:rPr>
+              <w:t xml:space="preserve">Envía un archivo al equipo (JSON + blob).</w:t>
             </w:r>
           </w:p>
         </w:tc>
